--- a/00-首页/题组Word/综合模拟卷/综合模拟卷II-学生版.docx
+++ b/00-首页/题组Word/综合模拟卷/综合模拟卷II-学生版.docx
@@ -9250,16 +9250,6 @@
             </a:graphic>
           </wp:inline>
         </w:drawing>
-      </w:r>
-    </w:p>
-    <w:p>
-      <w:pPr>
-        <w:spacing w:before="160" w:after="80"/>
-      </w:pPr>
-      <w:r>
-        <w:pict>
-          <v:rect style="width:0;height:1.5pt" o:hralign="center" o:hrstd="t" o:hr="t"/>
-        </w:pict>
       </w:r>
     </w:p>
     <w:bookmarkEnd w:id="40"/>
@@ -11936,16 +11926,6 @@
         <w:t>。</w:t>
       </w:r>
     </w:p>
-    <w:p>
-      <w:pPr>
-        <w:spacing w:before="160" w:after="80"/>
-      </w:pPr>
-      <w:r>
-        <w:pict>
-          <v:rect style="width:0;height:1.5pt" o:hralign="center" o:hrstd="t" o:hr="t"/>
-        </w:pict>
-      </w:r>
-    </w:p>
     <w:bookmarkEnd w:id="71"/>
     <w:bookmarkStart w:id="72" w:name="元素与分析5-题"/>
     <w:p>
@@ -12807,15 +12787,25 @@
         <w:rPr>
           <w:rFonts w:ascii="Times New Roman" w:hAnsi="Times New Roman" w:eastAsia="Times New Roman" w:cs="Times New Roman"/>
         </w:rPr>
-        <w:t xml:space="preserve"> MO</w:t>
-      </w:r>
-      <w:r>
-        <w:rPr>
-          <w:rFonts w:ascii="Times New Roman" w:hAnsi="Times New Roman" w:eastAsia="Times New Roman" w:cs="Times New Roman"/>
-          <w:vertAlign w:val="subscript"/>
-        </w:rPr>
-        <w:t>2</w:t>
-      </w:r>
+        <w:t xml:space="preserve"> </w:t>
+      </w:r>
+      <m:oMath>
+        <m:r>
+          <m:t>M</m:t>
+        </m:r>
+        <m:sSub>
+          <m:e>
+            <m:r>
+              <m:t>O</m:t>
+            </m:r>
+          </m:e>
+          <m:sub>
+            <m:r>
+              <m:t>2</m:t>
+            </m:r>
+          </m:sub>
+        </m:sSub>
+      </m:oMath>
       <w:r>
         <w:rPr>
           <w:rFonts w:ascii="Times New Roman" w:hAnsi="Times New Roman" w:eastAsia="Times New Roman" w:cs="Times New Roman"/>
@@ -12914,15 +12904,25 @@
         <w:rPr>
           <w:rFonts w:ascii="Times New Roman" w:hAnsi="Times New Roman" w:eastAsia="Times New Roman" w:cs="Times New Roman"/>
         </w:rPr>
-        <w:t xml:space="preserve"> MO</w:t>
-      </w:r>
-      <w:r>
-        <w:rPr>
-          <w:rFonts w:ascii="Times New Roman" w:hAnsi="Times New Roman" w:eastAsia="Times New Roman" w:cs="Times New Roman"/>
-          <w:vertAlign w:val="subscript"/>
-        </w:rPr>
-        <w:t>2</w:t>
-      </w:r>
+        <w:t xml:space="preserve"> </w:t>
+      </w:r>
+      <m:oMath>
+        <m:r>
+          <m:t>M</m:t>
+        </m:r>
+        <m:sSub>
+          <m:e>
+            <m:r>
+              <m:t>O</m:t>
+            </m:r>
+          </m:e>
+          <m:sub>
+            <m:r>
+              <m:t>2</m:t>
+            </m:r>
+          </m:sub>
+        </m:sSub>
+      </m:oMath>
       <w:r>
         <w:rPr>
           <w:rFonts w:ascii="Times New Roman" w:hAnsi="Times New Roman" w:eastAsia="Times New Roman" w:cs="Times New Roman"/>
@@ -14177,28 +14177,72 @@
         <w:rPr>
           <w:rFonts w:ascii="Times New Roman" w:hAnsi="Times New Roman" w:eastAsia="Times New Roman" w:cs="Times New Roman"/>
         </w:rPr>
-        <w:t xml:space="preserve"> FeCl</w:t>
-      </w:r>
-      <w:r>
-        <w:rPr>
-          <w:rFonts w:ascii="Times New Roman" w:hAnsi="Times New Roman" w:eastAsia="Times New Roman" w:cs="Times New Roman"/>
-          <w:vertAlign w:val="subscript"/>
-        </w:rPr>
-        <w:t>3</w:t>
-      </w:r>
-      <w:r>
-        <w:rPr>
-          <w:rFonts w:ascii="Times New Roman" w:hAnsi="Times New Roman" w:eastAsia="Times New Roman" w:cs="Times New Roman"/>
-        </w:rPr>
-        <w:t xml:space="preserve"> 、 CuCl</w:t>
-      </w:r>
-      <w:r>
-        <w:rPr>
-          <w:rFonts w:ascii="Times New Roman" w:hAnsi="Times New Roman" w:eastAsia="Times New Roman" w:cs="Times New Roman"/>
-          <w:vertAlign w:val="subscript"/>
-        </w:rPr>
-        <w:t>2</w:t>
-      </w:r>
+        <w:t xml:space="preserve"> </w:t>
+      </w:r>
+      <m:oMath>
+        <m:r>
+          <m:t>F</m:t>
+        </m:r>
+        <m:r>
+          <m:t>e</m:t>
+        </m:r>
+        <m:r>
+          <m:t>C</m:t>
+        </m:r>
+        <m:sSub>
+          <m:e>
+            <m:r>
+              <m:t>l</m:t>
+            </m:r>
+          </m:e>
+          <m:sub>
+            <m:r>
+              <m:t>3</m:t>
+            </m:r>
+          </m:sub>
+        </m:sSub>
+      </m:oMath>
+      <w:r>
+        <w:rPr>
+          <w:rFonts w:ascii="Times New Roman" w:hAnsi="Times New Roman" w:eastAsia="Times New Roman" w:cs="Times New Roman"/>
+        </w:rPr>
+        <w:t xml:space="preserve"> </w:t>
+      </w:r>
+      <w:r>
+        <w:rPr>
+          <w:rFonts w:ascii="Times New Roman" w:hAnsi="Times New Roman" w:eastAsia="Times New Roman" w:cs="Times New Roman"/>
+        </w:rPr>
+        <w:t xml:space="preserve">、</w:t>
+      </w:r>
+      <w:r>
+        <w:rPr>
+          <w:rFonts w:ascii="Times New Roman" w:hAnsi="Times New Roman" w:eastAsia="Times New Roman" w:cs="Times New Roman"/>
+        </w:rPr>
+        <w:t xml:space="preserve"> </w:t>
+      </w:r>
+      <m:oMath>
+        <m:r>
+          <m:t>C</m:t>
+        </m:r>
+        <m:r>
+          <m:t>u</m:t>
+        </m:r>
+        <m:r>
+          <m:t>C</m:t>
+        </m:r>
+        <m:sSub>
+          <m:e>
+            <m:r>
+              <m:t>l</m:t>
+            </m:r>
+          </m:e>
+          <m:sub>
+            <m:r>
+              <m:t>2</m:t>
+            </m:r>
+          </m:sub>
+        </m:sSub>
+      </m:oMath>
       <w:r>
         <w:rPr>
           <w:rFonts w:ascii="Times New Roman" w:hAnsi="Times New Roman" w:eastAsia="Times New Roman" w:cs="Times New Roman"/>
@@ -14227,15 +14271,42 @@
         <w:rPr>
           <w:rFonts w:ascii="Times New Roman" w:hAnsi="Times New Roman" w:eastAsia="Times New Roman" w:cs="Times New Roman"/>
         </w:rPr>
-        <w:t xml:space="preserve"> CuFeS</w:t>
-      </w:r>
-      <w:r>
-        <w:rPr>
-          <w:rFonts w:ascii="Times New Roman" w:hAnsi="Times New Roman" w:eastAsia="Times New Roman" w:cs="Times New Roman"/>
-          <w:vertAlign w:val="subscript"/>
-        </w:rPr>
-        <w:t>2</w:t>
-      </w:r>
+        <w:t xml:space="preserve"> </w:t>
+      </w:r>
+      <m:oMath>
+        <m:oMathPr>
+          <m:ctrlPr>
+            <w:rPr>
+              <w:sz w:val="28"/>
+              <w:szCs w:val="28"/>
+            </w:rPr>
+          </m:ctrlPr>
+        </m:oMathPr>
+        <m:r>
+          <m:t>C</m:t>
+        </m:r>
+        <m:r>
+          <m:t>u</m:t>
+        </m:r>
+        <m:r>
+          <m:t>F</m:t>
+        </m:r>
+        <m:r>
+          <m:t>e</m:t>
+        </m:r>
+        <m:sSub>
+          <m:e>
+            <m:r>
+              <m:t>S</m:t>
+            </m:r>
+          </m:e>
+          <m:sub>
+            <m:r>
+              <m:t>2</m:t>
+            </m:r>
+          </m:sub>
+        </m:sSub>
+      </m:oMath>
       <w:r>
         <w:rPr>
           <w:rFonts w:ascii="Times New Roman" w:hAnsi="Times New Roman" w:eastAsia="Times New Roman" w:cs="Times New Roman"/>
@@ -16085,7 +16156,7 @@
     <ns0:name ns0:val="Verbatim Char"/>
     <ns0:basedOn ns0:val="BodyTextChar"/>
     <ns0:rPr>
-      <ns0:rFonts ns0:ascii="Times New Roman" ns0:cs="Times New Roman" ns0:eastAsia="FangSong" ns0:hAnsi="Times New Roman"/>
+      <ns0:rFonts ns0:ascii="SimSun" ns0:cs="SimSun" ns0:eastAsia="SimSun" ns0:hAnsi="SimSun"/>
       <ns0:b ns0:val="0"/>
       <ns0:sz ns0:val="20"/>
     </ns0:rPr>
@@ -16139,7 +16210,7 @@
       <w:wordWrap w:val="off"/>
     </w:pPr>
     <ns0:rPr>
-      <w:rFonts ns0:ascii="Times New Roman" ns0:hAnsi="Times New Roman" ns0:eastAsia="FangSong" ns0:cs="Times New Roman"/>
+      <w:rFonts ns0:ascii="SimSun" ns0:hAnsi="SimSun" ns0:eastAsia="SimSun" ns0:cs="SimSun"/>
     </ns0:rPr>
   </w:style>
   <w:style w:type="character" w:customStyle="1" w:styleId="KeywordTok">

--- a/00-首页/题组Word/综合模拟卷/综合模拟卷II-学生版.docx
+++ b/00-首页/题组Word/综合模拟卷/综合模拟卷II-学生版.docx
@@ -265,6 +265,8 @@
     <w:p>
       <w:pPr>
         <w:pStyle w:val="FirstParagraph"/>
+        <w:ind w:left="480" w:hanging="480"/>
+        <w:spacing w:after="0"/>
       </w:pPr>
       <w:r>
         <w:rPr>
@@ -284,6 +286,13 @@
         </w:rPr>
         <w:t xml:space="preserve"> </w:t>
       </w:r>
+    </w:p>
+    <w:p>
+      <w:pPr>
+        <w:pStyle w:val="FirstParagraph"/>
+        <w:ind w:left="480" w:hanging="480"/>
+        <w:spacing w:before="0" w:after="0"/>
+      </w:pPr>
       <w:r>
         <w:rPr>
           <w:rFonts w:ascii="Times New Roman" w:hAnsi="Times New Roman" w:eastAsia="Times New Roman" w:cs="Times New Roman"/>
@@ -334,6 +343,13 @@
         </w:rPr>
         <w:t xml:space="preserve"> </w:t>
       </w:r>
+    </w:p>
+    <w:p>
+      <w:pPr>
+        <w:pStyle w:val="FirstParagraph"/>
+        <w:ind w:left="480" w:hanging="480"/>
+        <w:spacing w:before="0" w:after="0"/>
+      </w:pPr>
       <w:r>
         <w:rPr>
           <w:rFonts w:ascii="Times New Roman" w:hAnsi="Times New Roman" w:eastAsia="Times New Roman" w:cs="Times New Roman"/>
@@ -384,6 +400,13 @@
         </w:rPr>
         <w:t xml:space="preserve"> </w:t>
       </w:r>
+    </w:p>
+    <w:p>
+      <w:pPr>
+        <w:pStyle w:val="FirstParagraph"/>
+        <w:ind w:left="480" w:hanging="480"/>
+        <w:spacing w:before="0" w:after="0"/>
+      </w:pPr>
       <w:r>
         <w:rPr>
           <w:rFonts w:ascii="Times New Roman" w:hAnsi="Times New Roman" w:eastAsia="Times New Roman" w:cs="Times New Roman"/>
@@ -434,6 +457,13 @@
         </w:rPr>
         <w:t xml:space="preserve"> </w:t>
       </w:r>
+    </w:p>
+    <w:p>
+      <w:pPr>
+        <w:pStyle w:val="FirstParagraph"/>
+        <w:ind w:left="480" w:hanging="480"/>
+        <w:spacing w:before="0" w:after="180"/>
+      </w:pPr>
       <w:r>
         <w:rPr>
           <w:rFonts w:ascii="Times New Roman" w:hAnsi="Times New Roman" w:eastAsia="Times New Roman" w:cs="Times New Roman"/>
@@ -592,6 +622,16 @@
           <m:t>l</m:t>
         </m:r>
       </m:oMath>
+    </w:p>
+    <w:p>
+      <w:pPr>
+        <w:spacing w:before="0" w:after="0"/>
+      </w:pPr>
+    </w:p>
+    <w:p>
+      <w:pPr>
+        <w:spacing w:before="0" w:after="0"/>
+      </w:pPr>
     </w:p>
     <w:bookmarkEnd w:id="11"/>
     <w:bookmarkStart w:id="12" w:name="第-2-题"/>
@@ -1482,6 +1522,46 @@
         <w:t>。</w:t>
       </w:r>
     </w:p>
+    <w:p>
+      <w:pPr>
+        <w:spacing w:before="0" w:after="0"/>
+      </w:pPr>
+    </w:p>
+    <w:p>
+      <w:pPr>
+        <w:spacing w:before="0" w:after="0"/>
+      </w:pPr>
+    </w:p>
+    <w:p>
+      <w:pPr>
+        <w:spacing w:before="0" w:after="0"/>
+      </w:pPr>
+    </w:p>
+    <w:p>
+      <w:pPr>
+        <w:spacing w:before="0" w:after="0"/>
+      </w:pPr>
+    </w:p>
+    <w:p>
+      <w:pPr>
+        <w:spacing w:before="0" w:after="0"/>
+      </w:pPr>
+    </w:p>
+    <w:p>
+      <w:pPr>
+        <w:spacing w:before="0" w:after="0"/>
+      </w:pPr>
+    </w:p>
+    <w:p>
+      <w:pPr>
+        <w:spacing w:before="0" w:after="0"/>
+      </w:pPr>
+    </w:p>
+    <w:p>
+      <w:pPr>
+        <w:spacing w:before="0" w:after="0"/>
+      </w:pPr>
+    </w:p>
     <w:bookmarkEnd w:id="12"/>
     <w:bookmarkStart w:id="13" w:name="第-3-题"/>
     <w:p>
@@ -1945,6 +2025,46 @@
         <w:t>。</w:t>
       </w:r>
     </w:p>
+    <w:p>
+      <w:pPr>
+        <w:spacing w:before="0" w:after="0"/>
+      </w:pPr>
+    </w:p>
+    <w:p>
+      <w:pPr>
+        <w:spacing w:before="0" w:after="0"/>
+      </w:pPr>
+    </w:p>
+    <w:p>
+      <w:pPr>
+        <w:spacing w:before="0" w:after="0"/>
+      </w:pPr>
+    </w:p>
+    <w:p>
+      <w:pPr>
+        <w:spacing w:before="0" w:after="0"/>
+      </w:pPr>
+    </w:p>
+    <w:p>
+      <w:pPr>
+        <w:spacing w:before="0" w:after="0"/>
+      </w:pPr>
+    </w:p>
+    <w:p>
+      <w:pPr>
+        <w:spacing w:before="0" w:after="0"/>
+      </w:pPr>
+    </w:p>
+    <w:p>
+      <w:pPr>
+        <w:spacing w:before="0" w:after="0"/>
+      </w:pPr>
+    </w:p>
+    <w:p>
+      <w:pPr>
+        <w:spacing w:before="0" w:after="0"/>
+      </w:pPr>
+    </w:p>
     <w:bookmarkEnd w:id="13"/>
     <w:bookmarkStart w:id="14" w:name="第-4-题"/>
     <w:p>
@@ -2372,6 +2492,31 @@
         </w:rPr>
         <w:t>）</w:t>
       </w:r>
+    </w:p>
+    <w:p>
+      <w:pPr>
+        <w:spacing w:before="0" w:after="0"/>
+      </w:pPr>
+    </w:p>
+    <w:p>
+      <w:pPr>
+        <w:spacing w:before="0" w:after="0"/>
+      </w:pPr>
+    </w:p>
+    <w:p>
+      <w:pPr>
+        <w:spacing w:before="0" w:after="0"/>
+      </w:pPr>
+    </w:p>
+    <w:p>
+      <w:pPr>
+        <w:spacing w:before="0" w:after="0"/>
+      </w:pPr>
+    </w:p>
+    <w:p>
+      <w:pPr>
+        <w:spacing w:before="0" w:after="0"/>
+      </w:pPr>
     </w:p>
     <w:bookmarkEnd w:id="15"/>
     <w:bookmarkStart w:id="20" w:name="第-5-题"/>
@@ -4234,6 +4379,46 @@
         <w:t xml:space="preserve">）。</w:t>
       </w:r>
     </w:p>
+    <w:p>
+      <w:pPr>
+        <w:spacing w:before="0" w:after="0"/>
+      </w:pPr>
+    </w:p>
+    <w:p>
+      <w:pPr>
+        <w:spacing w:before="0" w:after="0"/>
+      </w:pPr>
+    </w:p>
+    <w:p>
+      <w:pPr>
+        <w:spacing w:before="0" w:after="0"/>
+      </w:pPr>
+    </w:p>
+    <w:p>
+      <w:pPr>
+        <w:spacing w:before="0" w:after="0"/>
+      </w:pPr>
+    </w:p>
+    <w:p>
+      <w:pPr>
+        <w:spacing w:before="0" w:after="0"/>
+      </w:pPr>
+    </w:p>
+    <w:p>
+      <w:pPr>
+        <w:spacing w:before="0" w:after="0"/>
+      </w:pPr>
+    </w:p>
+    <w:p>
+      <w:pPr>
+        <w:spacing w:before="0" w:after="0"/>
+      </w:pPr>
+    </w:p>
+    <w:p>
+      <w:pPr>
+        <w:spacing w:before="0" w:after="0"/>
+      </w:pPr>
+    </w:p>
     <w:bookmarkEnd w:id="19"/>
     <w:bookmarkEnd w:id="20"/>
     <w:bookmarkStart w:id="21" w:name="第-6-题"/>
@@ -5387,6 +5572,46 @@
         <w:t>）。</w:t>
       </w:r>
     </w:p>
+    <w:p>
+      <w:pPr>
+        <w:spacing w:before="0" w:after="0"/>
+      </w:pPr>
+    </w:p>
+    <w:p>
+      <w:pPr>
+        <w:spacing w:before="0" w:after="0"/>
+      </w:pPr>
+    </w:p>
+    <w:p>
+      <w:pPr>
+        <w:spacing w:before="0" w:after="0"/>
+      </w:pPr>
+    </w:p>
+    <w:p>
+      <w:pPr>
+        <w:spacing w:before="0" w:after="0"/>
+      </w:pPr>
+    </w:p>
+    <w:p>
+      <w:pPr>
+        <w:spacing w:before="0" w:after="0"/>
+      </w:pPr>
+    </w:p>
+    <w:p>
+      <w:pPr>
+        <w:spacing w:before="0" w:after="0"/>
+      </w:pPr>
+    </w:p>
+    <w:p>
+      <w:pPr>
+        <w:spacing w:before="0" w:after="0"/>
+      </w:pPr>
+    </w:p>
+    <w:p>
+      <w:pPr>
+        <w:spacing w:before="0" w:after="0"/>
+      </w:pPr>
+    </w:p>
     <w:bookmarkEnd w:id="21"/>
     <w:bookmarkStart w:id="22" w:name="第-7-题"/>
     <w:p>
@@ -6391,6 +6616,46 @@
         </w:rPr>
         <w:t>。</w:t>
       </w:r>
+    </w:p>
+    <w:p>
+      <w:pPr>
+        <w:spacing w:before="0" w:after="0"/>
+      </w:pPr>
+    </w:p>
+    <w:p>
+      <w:pPr>
+        <w:spacing w:before="0" w:after="0"/>
+      </w:pPr>
+    </w:p>
+    <w:p>
+      <w:pPr>
+        <w:spacing w:before="0" w:after="0"/>
+      </w:pPr>
+    </w:p>
+    <w:p>
+      <w:pPr>
+        <w:spacing w:before="0" w:after="0"/>
+      </w:pPr>
+    </w:p>
+    <w:p>
+      <w:pPr>
+        <w:spacing w:before="0" w:after="0"/>
+      </w:pPr>
+    </w:p>
+    <w:p>
+      <w:pPr>
+        <w:spacing w:before="0" w:after="0"/>
+      </w:pPr>
+    </w:p>
+    <w:p>
+      <w:pPr>
+        <w:spacing w:before="0" w:after="0"/>
+      </w:pPr>
+    </w:p>
+    <w:p>
+      <w:pPr>
+        <w:spacing w:before="0" w:after="0"/>
+      </w:pPr>
     </w:p>
     <w:bookmarkEnd w:id="22"/>
     <w:bookmarkStart w:id="29" w:name="第-8-题"/>
@@ -8170,6 +8435,46 @@
         <w:t>）</w:t>
       </w:r>
     </w:p>
+    <w:p>
+      <w:pPr>
+        <w:spacing w:before="0" w:after="0"/>
+      </w:pPr>
+    </w:p>
+    <w:p>
+      <w:pPr>
+        <w:spacing w:before="0" w:after="0"/>
+      </w:pPr>
+    </w:p>
+    <w:p>
+      <w:pPr>
+        <w:spacing w:before="0" w:after="0"/>
+      </w:pPr>
+    </w:p>
+    <w:p>
+      <w:pPr>
+        <w:spacing w:before="0" w:after="0"/>
+      </w:pPr>
+    </w:p>
+    <w:p>
+      <w:pPr>
+        <w:spacing w:before="0" w:after="0"/>
+      </w:pPr>
+    </w:p>
+    <w:p>
+      <w:pPr>
+        <w:spacing w:before="0" w:after="0"/>
+      </w:pPr>
+    </w:p>
+    <w:p>
+      <w:pPr>
+        <w:spacing w:before="0" w:after="0"/>
+      </w:pPr>
+    </w:p>
+    <w:p>
+      <w:pPr>
+        <w:spacing w:before="0" w:after="0"/>
+      </w:pPr>
+    </w:p>
     <w:bookmarkEnd w:id="30"/>
     <w:bookmarkStart w:id="40" w:name="第-9-题"/>
     <w:p>
@@ -9062,7 +9367,7 @@
         </w:rPr>
         <w:drawing>
           <wp:inline>
-            <wp:extent cx="3600000" cy="1418823"/>
+            <wp:extent cx="3600000" cy="1373964"/>
             <wp:effectExtent b="0" l="0" r="0" t="0"/>
             <wp:docPr descr="" title="" id="32" name="Picture"/>
             <a:graphic>
@@ -9083,7 +9388,7 @@
                   <pic:spPr bwMode="auto">
                     <a:xfrm>
                       <a:off x="0" y="0"/>
-                      <a:ext cx="3600000" cy="1418823"/>
+                      <a:ext cx="3600000" cy="1373964"/>
                     </a:xfrm>
                     <a:prstGeom prst="rect">
                       <a:avLst/>
@@ -9137,7 +9442,7 @@
         </w:rPr>
         <w:drawing>
           <wp:inline>
-            <wp:extent cx="2374900" cy="1384300"/>
+            <wp:extent cx="2374900" cy="1336692"/>
             <wp:effectExtent b="0" l="0" r="0" t="0"/>
             <wp:docPr descr="" title="" id="35" name="Picture"/>
             <a:graphic>
@@ -9158,7 +9463,7 @@
                   <pic:spPr bwMode="auto">
                     <a:xfrm>
                       <a:off x="0" y="0"/>
-                      <a:ext cx="2374900" cy="1384300"/>
+                      <a:ext cx="2374900" cy="1336692"/>
                     </a:xfrm>
                     <a:prstGeom prst="rect">
                       <a:avLst/>
@@ -9212,7 +9517,7 @@
         </w:rPr>
         <w:drawing>
           <wp:inline>
-            <wp:extent cx="3600000" cy="1420735"/>
+            <wp:extent cx="3600000" cy="1372575"/>
             <wp:effectExtent b="0" l="0" r="0" t="0"/>
             <wp:docPr descr="" title="" id="38" name="Picture"/>
             <a:graphic>
@@ -9233,7 +9538,7 @@
                   <pic:spPr bwMode="auto">
                     <a:xfrm>
                       <a:off x="0" y="0"/>
-                      <a:ext cx="3600000" cy="1420735"/>
+                      <a:ext cx="3600000" cy="1372575"/>
                     </a:xfrm>
                     <a:prstGeom prst="rect">
                       <a:avLst/>
@@ -9251,6 +9556,46 @@
           </wp:inline>
         </w:drawing>
       </w:r>
+    </w:p>
+    <w:p>
+      <w:pPr>
+        <w:spacing w:before="0" w:after="0"/>
+      </w:pPr>
+    </w:p>
+    <w:p>
+      <w:pPr>
+        <w:spacing w:before="0" w:after="0"/>
+      </w:pPr>
+    </w:p>
+    <w:p>
+      <w:pPr>
+        <w:spacing w:before="0" w:after="0"/>
+      </w:pPr>
+    </w:p>
+    <w:p>
+      <w:pPr>
+        <w:spacing w:before="0" w:after="0"/>
+      </w:pPr>
+    </w:p>
+    <w:p>
+      <w:pPr>
+        <w:spacing w:before="0" w:after="0"/>
+      </w:pPr>
+    </w:p>
+    <w:p>
+      <w:pPr>
+        <w:spacing w:before="0" w:after="0"/>
+      </w:pPr>
+    </w:p>
+    <w:p>
+      <w:pPr>
+        <w:spacing w:before="0" w:after="0"/>
+      </w:pPr>
+    </w:p>
+    <w:p>
+      <w:pPr>
+        <w:spacing w:before="0" w:after="0"/>
+      </w:pPr>
     </w:p>
     <w:bookmarkEnd w:id="40"/>
     <w:bookmarkStart w:id="43" w:name="第-10-题"/>
@@ -9990,6 +10335,46 @@
         <w:t>。</w:t>
       </w:r>
     </w:p>
+    <w:p>
+      <w:pPr>
+        <w:spacing w:before="0" w:after="0"/>
+      </w:pPr>
+    </w:p>
+    <w:p>
+      <w:pPr>
+        <w:spacing w:before="0" w:after="0"/>
+      </w:pPr>
+    </w:p>
+    <w:p>
+      <w:pPr>
+        <w:spacing w:before="0" w:after="0"/>
+      </w:pPr>
+    </w:p>
+    <w:p>
+      <w:pPr>
+        <w:spacing w:before="0" w:after="0"/>
+      </w:pPr>
+    </w:p>
+    <w:p>
+      <w:pPr>
+        <w:spacing w:before="0" w:after="0"/>
+      </w:pPr>
+    </w:p>
+    <w:p>
+      <w:pPr>
+        <w:spacing w:before="0" w:after="0"/>
+      </w:pPr>
+    </w:p>
+    <w:p>
+      <w:pPr>
+        <w:spacing w:before="0" w:after="0"/>
+      </w:pPr>
+    </w:p>
+    <w:p>
+      <w:pPr>
+        <w:spacing w:before="0" w:after="0"/>
+      </w:pPr>
+    </w:p>
     <w:bookmarkEnd w:id="42"/>
     <w:bookmarkEnd w:id="43"/>
     <w:bookmarkStart w:id="44" w:name="第-11-题"/>
@@ -10515,7 +10900,7 @@
         </w:rPr>
         <w:drawing>
           <wp:inline>
-            <wp:extent cx="3600000" cy="1772448"/>
+            <wp:extent cx="3554274" cy="1772448"/>
             <wp:effectExtent b="0" l="0" r="0" t="0"/>
             <wp:docPr descr="" title="" id="47" name="Picture"/>
             <a:graphic>
@@ -10536,7 +10921,7 @@
                   <pic:spPr bwMode="auto">
                     <a:xfrm>
                       <a:off x="0" y="0"/>
-                      <a:ext cx="3600000" cy="1772448"/>
+                      <a:ext cx="3554274" cy="1772448"/>
                     </a:xfrm>
                     <a:prstGeom prst="rect">
                       <a:avLst/>
@@ -10567,7 +10952,7 @@
         </w:rPr>
         <w:drawing>
           <wp:inline>
-            <wp:extent cx="3600000" cy="1946938"/>
+            <wp:extent cx="3547546" cy="1946938"/>
             <wp:effectExtent b="0" l="0" r="0" t="0"/>
             <wp:docPr descr="" title="" id="50" name="Picture"/>
             <a:graphic>
@@ -10588,7 +10973,7 @@
                   <pic:spPr bwMode="auto">
                     <a:xfrm>
                       <a:off x="0" y="0"/>
-                      <a:ext cx="3600000" cy="1946938"/>
+                      <a:ext cx="3547546" cy="1946938"/>
                     </a:xfrm>
                     <a:prstGeom prst="rect">
                       <a:avLst/>
@@ -10619,7 +11004,7 @@
         </w:rPr>
         <w:drawing>
           <wp:inline>
-            <wp:extent cx="3600000" cy="1540054"/>
+            <wp:extent cx="3583394" cy="1540054"/>
             <wp:effectExtent b="0" l="0" r="0" t="0"/>
             <wp:docPr descr="" title="" id="53" name="Picture"/>
             <a:graphic>
@@ -10640,7 +11025,7 @@
                   <pic:spPr bwMode="auto">
                     <a:xfrm>
                       <a:off x="0" y="0"/>
-                      <a:ext cx="3600000" cy="1540054"/>
+                      <a:ext cx="3583394" cy="1540054"/>
                     </a:xfrm>
                     <a:prstGeom prst="rect">
                       <a:avLst/>
@@ -10671,7 +11056,7 @@
         </w:rPr>
         <w:drawing>
           <wp:inline>
-            <wp:extent cx="2667000" cy="2298700"/>
+            <wp:extent cx="2539262" cy="2298700"/>
             <wp:effectExtent b="0" l="0" r="0" t="0"/>
             <wp:docPr descr="" title="" id="56" name="Picture"/>
             <a:graphic>
@@ -10692,7 +11077,7 @@
                   <pic:spPr bwMode="auto">
                     <a:xfrm>
                       <a:off x="0" y="0"/>
-                      <a:ext cx="2667000" cy="2298700"/>
+                      <a:ext cx="2539262" cy="2298700"/>
                     </a:xfrm>
                     <a:prstGeom prst="rect">
                       <a:avLst/>
@@ -10723,7 +11108,7 @@
         </w:rPr>
         <w:drawing>
           <wp:inline>
-            <wp:extent cx="3492500" cy="1460500"/>
+            <wp:extent cx="3492500" cy="1410179"/>
             <wp:effectExtent b="0" l="0" r="0" t="0"/>
             <wp:docPr descr="" title="" id="59" name="Picture"/>
             <a:graphic>
@@ -10744,7 +11129,7 @@
                   <pic:spPr bwMode="auto">
                     <a:xfrm>
                       <a:off x="0" y="0"/>
-                      <a:ext cx="3492500" cy="1460500"/>
+                      <a:ext cx="3492500" cy="1410179"/>
                     </a:xfrm>
                     <a:prstGeom prst="rect">
                       <a:avLst/>
@@ -10775,7 +11160,7 @@
         </w:rPr>
         <w:drawing>
           <wp:inline>
-            <wp:extent cx="3600000" cy="1350825"/>
+            <wp:extent cx="3586787" cy="1350825"/>
             <wp:effectExtent b="0" l="0" r="0" t="0"/>
             <wp:docPr descr="" title="" id="62" name="Picture"/>
             <a:graphic>
@@ -10796,7 +11181,7 @@
                   <pic:spPr bwMode="auto">
                     <a:xfrm>
                       <a:off x="0" y="0"/>
-                      <a:ext cx="3600000" cy="1350825"/>
+                      <a:ext cx="3586787" cy="1350825"/>
                     </a:xfrm>
                     <a:prstGeom prst="rect">
                       <a:avLst/>
@@ -10827,7 +11212,7 @@
         </w:rPr>
         <w:drawing>
           <wp:inline>
-            <wp:extent cx="3600000" cy="1693511"/>
+            <wp:extent cx="3600000" cy="1666031"/>
             <wp:effectExtent b="0" l="0" r="0" t="0"/>
             <wp:docPr descr="" title="" id="65" name="Picture"/>
             <a:graphic>
@@ -10848,7 +11233,7 @@
                   <pic:spPr bwMode="auto">
                     <a:xfrm>
                       <a:off x="0" y="0"/>
-                      <a:ext cx="3600000" cy="1693511"/>
+                      <a:ext cx="3600000" cy="1666031"/>
                     </a:xfrm>
                     <a:prstGeom prst="rect">
                       <a:avLst/>
@@ -10866,6 +11251,46 @@
           </wp:inline>
         </w:drawing>
       </w:r>
+    </w:p>
+    <w:p>
+      <w:pPr>
+        <w:spacing w:before="0" w:after="0"/>
+      </w:pPr>
+    </w:p>
+    <w:p>
+      <w:pPr>
+        <w:spacing w:before="0" w:after="0"/>
+      </w:pPr>
+    </w:p>
+    <w:p>
+      <w:pPr>
+        <w:spacing w:before="0" w:after="0"/>
+      </w:pPr>
+    </w:p>
+    <w:p>
+      <w:pPr>
+        <w:spacing w:before="0" w:after="0"/>
+      </w:pPr>
+    </w:p>
+    <w:p>
+      <w:pPr>
+        <w:spacing w:before="0" w:after="0"/>
+      </w:pPr>
+    </w:p>
+    <w:p>
+      <w:pPr>
+        <w:spacing w:before="0" w:after="0"/>
+      </w:pPr>
+    </w:p>
+    <w:p>
+      <w:pPr>
+        <w:spacing w:before="0" w:after="0"/>
+      </w:pPr>
+    </w:p>
+    <w:p>
+      <w:pPr>
+        <w:spacing w:before="0" w:after="0"/>
+      </w:pPr>
     </w:p>
     <w:bookmarkEnd w:id="67"/>
     <w:bookmarkStart w:id="71" w:name="第-12-题"/>
@@ -11964,6 +12389,46 @@
         <w:t>）</w:t>
       </w:r>
     </w:p>
+    <w:p>
+      <w:pPr>
+        <w:spacing w:before="0" w:after="0"/>
+      </w:pPr>
+    </w:p>
+    <w:p>
+      <w:pPr>
+        <w:spacing w:before="0" w:after="0"/>
+      </w:pPr>
+    </w:p>
+    <w:p>
+      <w:pPr>
+        <w:spacing w:before="0" w:after="0"/>
+      </w:pPr>
+    </w:p>
+    <w:p>
+      <w:pPr>
+        <w:spacing w:before="0" w:after="0"/>
+      </w:pPr>
+    </w:p>
+    <w:p>
+      <w:pPr>
+        <w:spacing w:before="0" w:after="0"/>
+      </w:pPr>
+    </w:p>
+    <w:p>
+      <w:pPr>
+        <w:spacing w:before="0" w:after="0"/>
+      </w:pPr>
+    </w:p>
+    <w:p>
+      <w:pPr>
+        <w:spacing w:before="0" w:after="0"/>
+      </w:pPr>
+    </w:p>
+    <w:p>
+      <w:pPr>
+        <w:spacing w:before="0" w:after="0"/>
+      </w:pPr>
+    </w:p>
     <w:bookmarkEnd w:id="72"/>
     <w:bookmarkStart w:id="73" w:name="第-13-题"/>
     <w:p>
@@ -12169,6 +12634,31 @@
         </w:rPr>
         <w:t>。</w:t>
       </w:r>
+    </w:p>
+    <w:p>
+      <w:pPr>
+        <w:spacing w:before="0" w:after="0"/>
+      </w:pPr>
+    </w:p>
+    <w:p>
+      <w:pPr>
+        <w:spacing w:before="0" w:after="0"/>
+      </w:pPr>
+    </w:p>
+    <w:p>
+      <w:pPr>
+        <w:spacing w:before="0" w:after="0"/>
+      </w:pPr>
+    </w:p>
+    <w:p>
+      <w:pPr>
+        <w:spacing w:before="0" w:after="0"/>
+      </w:pPr>
+    </w:p>
+    <w:p>
+      <w:pPr>
+        <w:spacing w:before="0" w:after="0"/>
+      </w:pPr>
     </w:p>
     <w:bookmarkEnd w:id="73"/>
     <w:bookmarkStart w:id="74" w:name="第-14-题"/>
@@ -13206,6 +13696,46 @@
         </w:rPr>
         <w:t>。</w:t>
       </w:r>
+    </w:p>
+    <w:p>
+      <w:pPr>
+        <w:spacing w:before="0" w:after="0"/>
+      </w:pPr>
+    </w:p>
+    <w:p>
+      <w:pPr>
+        <w:spacing w:before="0" w:after="0"/>
+      </w:pPr>
+    </w:p>
+    <w:p>
+      <w:pPr>
+        <w:spacing w:before="0" w:after="0"/>
+      </w:pPr>
+    </w:p>
+    <w:p>
+      <w:pPr>
+        <w:spacing w:before="0" w:after="0"/>
+      </w:pPr>
+    </w:p>
+    <w:p>
+      <w:pPr>
+        <w:spacing w:before="0" w:after="0"/>
+      </w:pPr>
+    </w:p>
+    <w:p>
+      <w:pPr>
+        <w:spacing w:before="0" w:after="0"/>
+      </w:pPr>
+    </w:p>
+    <w:p>
+      <w:pPr>
+        <w:spacing w:before="0" w:after="0"/>
+      </w:pPr>
+    </w:p>
+    <w:p>
+      <w:pPr>
+        <w:spacing w:before="0" w:after="0"/>
+      </w:pPr>
     </w:p>
     <w:bookmarkEnd w:id="74"/>
     <w:bookmarkStart w:id="75" w:name="第-15-题"/>
@@ -14550,6 +15080,46 @@
         </w:rPr>
         <w:t>。</w:t>
       </w:r>
+    </w:p>
+    <w:p>
+      <w:pPr>
+        <w:spacing w:before="0" w:after="0"/>
+      </w:pPr>
+    </w:p>
+    <w:p>
+      <w:pPr>
+        <w:spacing w:before="0" w:after="0"/>
+      </w:pPr>
+    </w:p>
+    <w:p>
+      <w:pPr>
+        <w:spacing w:before="0" w:after="0"/>
+      </w:pPr>
+    </w:p>
+    <w:p>
+      <w:pPr>
+        <w:spacing w:before="0" w:after="0"/>
+      </w:pPr>
+    </w:p>
+    <w:p>
+      <w:pPr>
+        <w:spacing w:before="0" w:after="0"/>
+      </w:pPr>
+    </w:p>
+    <w:p>
+      <w:pPr>
+        <w:spacing w:before="0" w:after="0"/>
+      </w:pPr>
+    </w:p>
+    <w:p>
+      <w:pPr>
+        <w:spacing w:before="0" w:after="0"/>
+      </w:pPr>
+    </w:p>
+    <w:p>
+      <w:pPr>
+        <w:spacing w:before="0" w:after="0"/>
+      </w:pPr>
     </w:p>
     <w:p>
       <w:pPr>

--- a/00-首页/题组Word/综合模拟卷/综合模拟卷II-学生版.docx
+++ b/00-首页/题组Word/综合模拟卷/综合模拟卷II-学生版.docx
@@ -265,8 +265,8 @@
     <w:p>
       <w:pPr>
         <w:pStyle w:val="FirstParagraph"/>
+        <w:spacing w:before="0" w:after="0"/>
         <w:ind w:left="480" w:hanging="480"/>
-        <w:spacing w:after="0"/>
       </w:pPr>
       <w:r>
         <w:rPr>
@@ -290,8 +290,8 @@
     <w:p>
       <w:pPr>
         <w:pStyle w:val="FirstParagraph"/>
+        <w:spacing w:before="0" w:after="0"/>
         <w:ind w:left="480" w:hanging="480"/>
-        <w:spacing w:before="0" w:after="0"/>
       </w:pPr>
       <w:r>
         <w:rPr>
@@ -347,8 +347,8 @@
     <w:p>
       <w:pPr>
         <w:pStyle w:val="FirstParagraph"/>
+        <w:spacing w:before="0" w:after="0"/>
         <w:ind w:left="480" w:hanging="480"/>
-        <w:spacing w:before="0" w:after="0"/>
       </w:pPr>
       <w:r>
         <w:rPr>
@@ -404,8 +404,8 @@
     <w:p>
       <w:pPr>
         <w:pStyle w:val="FirstParagraph"/>
+        <w:spacing w:before="0" w:after="0"/>
         <w:ind w:left="480" w:hanging="480"/>
-        <w:spacing w:before="0" w:after="0"/>
       </w:pPr>
       <w:r>
         <w:rPr>
@@ -461,8 +461,8 @@
     <w:p>
       <w:pPr>
         <w:pStyle w:val="FirstParagraph"/>
+        <w:spacing w:before="0" w:after="0"/>
         <w:ind w:left="480" w:hanging="480"/>
-        <w:spacing w:before="0" w:after="180"/>
       </w:pPr>
       <w:r>
         <w:rPr>
@@ -16123,7 +16123,7 @@
     <ns0:rPr>
       <ns0:rFonts ns0:ascii="Times New Roman" ns0:cs="Times New Roman" ns0:eastAsia="SimHei" ns0:hAnsi="Times New Roman"/>
       <ns0:b/>
-      <ns0:color ns0:val="17324D"/>
+      <ns0:color ns0:val="000000"/>
       <ns0:sz ns0:val="44"/>
       <ns0:szCs ns0:val="56"/>
     </ns0:rPr>
@@ -16265,7 +16265,7 @@
     <ns0:rPr>
       <ns0:rFonts ns0:ascii="Times New Roman" ns0:cs="Times New Roman" ns0:eastAsia="SimHei" ns0:hAnsi="Times New Roman"/>
       <ns0:b/>
-      <ns0:color ns0:val="17324D"/>
+      <ns0:color ns0:val="000000"/>
       <ns0:sz ns0:val="32"/>
       <ns0:szCs ns0:val="40"/>
     </ns0:rPr>
@@ -16289,7 +16289,7 @@
     <ns0:rPr>
       <ns0:rFonts ns0:ascii="Times New Roman" ns0:cs="Times New Roman" ns0:eastAsia="SimHei" ns0:hAnsi="Times New Roman"/>
       <ns0:b/>
-      <ns0:color ns0:val="17324D"/>
+      <ns0:color ns0:val="000000"/>
       <ns0:sz ns0:val="28"/>
       <ns0:szCs ns0:val="32"/>
     </ns0:rPr>
@@ -16313,7 +16313,7 @@
     <ns0:rPr>
       <ns0:rFonts ns0:ascii="Times New Roman" ns0:cs="Times New Roman" ns0:eastAsia="SimHei" ns0:hAnsi="Times New Roman"/>
       <ns0:b/>
-      <ns0:color ns0:val="17324D"/>
+      <ns0:color ns0:val="000000"/>
       <ns0:sz ns0:val="25"/>
       <ns0:szCs ns0:val="28"/>
     </ns0:rPr>
